--- a/CMA_B1_Ch12_Handouts.docx
+++ b/CMA_B1_Ch12_Handouts.docx
@@ -14,7 +14,7 @@
           <w:sz w:val="40"/>
           <w:szCs w:val="40"/>
         </w:rPr>
-        <w:t xml:space="preserve">Handout 12.1 · Section 12.5</w:t>
+        <w:t xml:space="preserve">Handout 12.1 · Warranties</w:t>
       </w:r>
     </w:p>
     <w:p>
@@ -4203,7 +4203,7 @@
           <w:sz w:val="40"/>
           <w:szCs w:val="40"/>
         </w:rPr>
-        <w:t xml:space="preserve">Handout 12.2 · The practice set</w:t>
+        <w:t xml:space="preserve">Handout 12.2 · Current Liabilities and Warranties: exam practice</w:t>
       </w:r>
     </w:p>
     <w:p>
@@ -7466,7 +7466,7 @@
           <w:sz w:val="40"/>
           <w:szCs w:val="40"/>
         </w:rPr>
-        <w:t xml:space="preserve">Handout 12.3 · The practice set · part 3</w:t>
+        <w:t xml:space="preserve">Handout 12.3 · Current Liabilities and Warranties: exam practice · part 2</w:t>
       </w:r>
     </w:p>
     <w:p>
@@ -11715,7 +11715,7 @@
               <w:sz w:val="16"/>
               <w:szCs w:val="16"/>
             </w:rPr>
-            <w:t xml:space="preserve">Handout 12.1 · Section 12.5</w:t>
+            <w:t xml:space="preserve">Handout 12.1 · Warranties</w:t>
           </w:r>
         </w:p>
       </w:tc>
@@ -11806,7 +11806,7 @@
               <w:sz w:val="16"/>
               <w:szCs w:val="16"/>
             </w:rPr>
-            <w:t xml:space="preserve">Handout 12.2 · The practice set</w:t>
+            <w:t xml:space="preserve">Handout 12.2 · Current Liabilities and Warranties: exam practice</w:t>
           </w:r>
         </w:p>
       </w:tc>
@@ -11897,7 +11897,7 @@
               <w:sz w:val="16"/>
               <w:szCs w:val="16"/>
             </w:rPr>
-            <w:t xml:space="preserve">Handout 12.3 · The practice set · part 3</w:t>
+            <w:t xml:space="preserve">Handout 12.3 · Current Liabilities and Warranties: exam practice · part 2</w:t>
           </w:r>
         </w:p>
       </w:tc>
